--- a/sample_documents/word2jats_feature_acceptance.docx
+++ b/sample_documents/word2jats_feature_acceptance.docx
@@ -352,12 +352,12 @@
     </w:p>
     <w:p>
       <w:r>
-        <w:t>[2] National Information Standards Organization. JATS: Journal Article Tag Suite[S].</w:t>
+        <w:t>2. National Information Standards Organization. JATS: Journal Article Tag Suite[S].</w:t>
       </w:r>
     </w:p>
     <w:p>
       <w:r>
-        <w:t>[3] 王五. Word 文档智能解析方法研究[J]. 出版科学, 2026, 34(1): 20-28.</w:t>
+        <w:t>（3）王五. Word 文档智能解析方法研究[J]. 出版科学, 2026, 34(1): 20-28.</w:t>
       </w:r>
     </w:p>
     <w:sectPr>

--- a/sample_documents/word2jats_feature_acceptance.docx
+++ b/sample_documents/word2jats_feature_acceptance.docx
@@ -263,6 +263,179 @@
     <w:p>
       <w:r>
         <w:t>Figure 5 Caption-only architecture description</w:t>
+      </w:r>
+    </w:p>
+    <w:tbl>
+      <w:tblPr>
+        <w:tblStyle w:val="TableGrid"/>
+        <w:tblW w:type="auto" w:w="0"/>
+        <w:tblLook w:firstColumn="1" w:firstRow="1" w:lastColumn="0" w:lastRow="0" w:noHBand="0" w:noVBand="1" w:val="04A0"/>
+      </w:tblPr>
+      <w:tblGrid>
+        <w:gridCol w:w="3120"/>
+        <w:gridCol w:w="3120"/>
+        <w:gridCol w:w="3120"/>
+      </w:tblGrid>
+      <w:tr>
+        <w:tc>
+          <w:tcPr>
+            <w:tcW w:type="dxa" w:w="3120"/>
+          </w:tcPr>
+          <w:p>
+            <w:r>
+              <w:t>指标</w:t>
+            </w:r>
+          </w:p>
+        </w:tc>
+        <w:tc>
+          <w:tcPr>
+            <w:tcW w:type="dxa" w:w="3120"/>
+          </w:tcPr>
+          <w:p>
+            <w:r>
+              <w:t>方法A</w:t>
+            </w:r>
+          </w:p>
+        </w:tc>
+        <w:tc>
+          <w:tcPr>
+            <w:tcW w:type="dxa" w:w="3120"/>
+          </w:tcPr>
+          <w:p>
+            <w:r>
+              <w:t>方法B</w:t>
+            </w:r>
+          </w:p>
+        </w:tc>
+      </w:tr>
+      <w:tr>
+        <w:tc>
+          <w:tcPr>
+            <w:tcW w:type="dxa" w:w="3120"/>
+          </w:tcPr>
+          <w:p>
+            <w:r>
+              <w:t>准确率</w:t>
+            </w:r>
+          </w:p>
+        </w:tc>
+        <w:tc>
+          <w:tcPr>
+            <w:tcW w:type="dxa" w:w="3120"/>
+          </w:tcPr>
+          <w:p>
+            <w:r>
+              <w:t>90%</w:t>
+            </w:r>
+          </w:p>
+        </w:tc>
+        <w:tc>
+          <w:tcPr>
+            <w:tcW w:type="dxa" w:w="3120"/>
+          </w:tcPr>
+          <w:p>
+            <w:r>
+              <w:t>95%</w:t>
+            </w:r>
+          </w:p>
+        </w:tc>
+      </w:tr>
+      <w:tr>
+        <w:tc>
+          <w:tcPr>
+            <w:tcW w:type="dxa" w:w="3120"/>
+          </w:tcPr>
+          <w:p>
+            <w:r>
+              <w:t>召回率</w:t>
+            </w:r>
+          </w:p>
+        </w:tc>
+        <w:tc>
+          <w:tcPr>
+            <w:tcW w:type="dxa" w:w="3120"/>
+          </w:tcPr>
+          <w:p>
+            <w:r>
+              <w:t>87%</w:t>
+            </w:r>
+          </w:p>
+        </w:tc>
+        <w:tc>
+          <w:tcPr>
+            <w:tcW w:type="dxa" w:w="3120"/>
+          </w:tcPr>
+          <w:p>
+            <w:r>
+              <w:t>93%</w:t>
+            </w:r>
+          </w:p>
+        </w:tc>
+      </w:tr>
+    </w:tbl>
+    <w:p>
+      <w:r>
+        <w:t>表1 实验结果</w:t>
+      </w:r>
+    </w:p>
+    <w:tbl>
+      <w:tblPr>
+        <w:tblStyle w:val="TableGrid"/>
+        <w:tblW w:type="auto" w:w="0"/>
+        <w:tblLook w:firstColumn="1" w:firstRow="1" w:lastColumn="0" w:lastRow="0" w:noHBand="0" w:noVBand="1" w:val="04A0"/>
+      </w:tblPr>
+      <w:tblGrid>
+        <w:gridCol w:w="4680"/>
+        <w:gridCol w:w="4680"/>
+      </w:tblGrid>
+      <w:tr>
+        <w:tc>
+          <w:tcPr>
+            <w:tcW w:type="dxa" w:w="4680"/>
+          </w:tcPr>
+          <w:p>
+            <w:r>
+              <w:t>Metric</w:t>
+            </w:r>
+          </w:p>
+        </w:tc>
+        <w:tc>
+          <w:tcPr>
+            <w:tcW w:type="dxa" w:w="4680"/>
+          </w:tcPr>
+          <w:p>
+            <w:r>
+              <w:t>Value</w:t>
+            </w:r>
+          </w:p>
+        </w:tc>
+      </w:tr>
+      <w:tr>
+        <w:tc>
+          <w:tcPr>
+            <w:tcW w:type="dxa" w:w="4680"/>
+          </w:tcPr>
+          <w:p>
+            <w:r>
+              <w:t>F1</w:t>
+            </w:r>
+          </w:p>
+        </w:tc>
+        <w:tc>
+          <w:tcPr>
+            <w:tcW w:type="dxa" w:w="4680"/>
+          </w:tcPr>
+          <w:p>
+            <w:r>
+              <w:t>94%</w:t>
+            </w:r>
+          </w:p>
+        </w:tc>
+      </w:tr>
+    </w:tbl>
+    <w:p>
+      <w:r>
+        <w:t>Table 2 Evaluation summary</w:t>
       </w:r>
     </w:p>
     <w:p>
